--- a/分册/09_制冰方法.docx
+++ b/分册/09_制冰方法.docx
@@ -1418,7 +1418,7 @@
           <w:b w:val="0"/>
           <w:sz w:val="22"/>
         </w:rPr>
-        <w:t>• 配比：水 100 份，硝石 100~140 份。分 3~4 次投入，边投边用木棒搅拌加速溶解。</w:t>
+        <w:t>• 配比（受溶解度限制，别照抄网传配方）：硝酸钾在 20℃ 水中只能溶解约 32 g/100 g 水，所以 100 份水最多配 30~35 份硝石；</w:t>
       </w:r>
     </w:p>
     <w:p>
@@ -1432,7 +1432,7 @@
           <w:b w:val="0"/>
           <w:sz w:val="22"/>
         </w:rPr>
-        <w:t>• 效果：外桶溶液降到 -10~-20℃，内罐清水 10~30 分钟即可结冰。</w:t>
+        <w:t>• 再多也只是沉底不溶、白白浪费。要分批少量投入、持续搅拌，让溶液温度下降后再补加（溶解度随温度下降而变小，这是硬约束）。</w:t>
       </w:r>
     </w:p>
     <w:p>
@@ -1446,7 +1446,7 @@
           <w:b w:val="0"/>
           <w:sz w:val="22"/>
         </w:rPr>
-        <w:t>• 保温：外桶再裹一层麻布或棉被，减少外界热量进入，出冰更快。</w:t>
+        <w:t>• 降温幅度（理论值，需实测）：硝酸钾溶解吸热约 34.9 kJ/mol，按饱和量计算，绝热条件下理想降温约 20~25℃；</w:t>
       </w:r>
     </w:p>
     <w:p>
@@ -1460,7 +1460,49 @@
           <w:b w:val="0"/>
           <w:sz w:val="22"/>
         </w:rPr>
-        <w:t>• 取出：砸开内罐冰壳，冰取出后用清水冲洗外壁，再用于食物或医疗。</w:t>
+        <w:t>• 实际有环境漏热，通常只能降到 0~-10℃ 区间，且取决于起始水温——用井水（15℃ 上下）比用常温水更容易结冰。</w:t>
+      </w:r>
+    </w:p>
+    <w:p>
+      <w:pPr>
+        <w:spacing w:line="336" w:lineRule="auto" w:after="40"/>
+        <w:ind w:left="360"/>
+      </w:pPr>
+      <w:r>
+        <w:rPr>
+          <w:rFonts w:ascii="宋体" w:hAnsi="宋体" w:eastAsia="宋体"/>
+          <w:b w:val="0"/>
+          <w:sz w:val="22"/>
+        </w:rPr>
+        <w:t>• 能否结冰：只有起始水温足够低 + 外桶保温良好时，内罐清水才会结冰。夏季常温水大概率只降到接近 0℃ 而不结冰。</w:t>
+      </w:r>
+    </w:p>
+    <w:p>
+      <w:pPr>
+        <w:spacing w:line="336" w:lineRule="auto" w:after="40"/>
+        <w:ind w:left="360"/>
+      </w:pPr>
+      <w:r>
+        <w:rPr>
+          <w:rFonts w:ascii="宋体" w:hAnsi="宋体" w:eastAsia="宋体"/>
+          <w:b w:val="0"/>
+          <w:sz w:val="22"/>
+        </w:rPr>
+        <w:t>• 保温：外桶裹麻布或棉被、放在阴凉处，是能否结冰的关键变量。</w:t>
+      </w:r>
+    </w:p>
+    <w:p>
+      <w:pPr>
+        <w:spacing w:line="336" w:lineRule="auto" w:after="40"/>
+        <w:ind w:left="360"/>
+      </w:pPr>
+      <w:r>
+        <w:rPr>
+          <w:rFonts w:ascii="宋体" w:hAnsi="宋体" w:eastAsia="宋体"/>
+          <w:b w:val="0"/>
+          <w:sz w:val="22"/>
+        </w:rPr>
+        <w:t>• 取出：冰取出后用清水冲洗外壁，再用于食物或医疗。</w:t>
       </w:r>
     </w:p>
     <w:tbl>
@@ -1491,6 +1533,289 @@
                 <w:sz w:val="21"/>
               </w:rPr>
               <w:t>内罐必须密封！硝石溶液渗入就不能食用。取出的冰外壁必须清水冲净再接触食物。</w:t>
+            </w:r>
+          </w:p>
+        </w:tc>
+      </w:tr>
+    </w:tbl>
+    <w:p/>
+    <w:p>
+      <w:pPr>
+        <w:spacing w:before="200" w:after="80"/>
+      </w:pPr>
+      <w:r>
+        <w:rPr>
+          <w:rFonts w:ascii="黑体" w:hAnsi="黑体" w:eastAsia="黑体"/>
+          <w:b/>
+          <w:color w:val="28643C"/>
+          <w:sz w:val="25"/>
+        </w:rPr>
+        <w:t>①-补 可信度说明（本条务必先做小试）</w:t>
+      </w:r>
+    </w:p>
+    <w:p>
+      <w:pPr>
+        <w:spacing w:line="360" w:lineRule="auto" w:after="80"/>
+      </w:pPr>
+      <w:r>
+        <w:rPr>
+          <w:rFonts w:ascii="宋体" w:hAnsi="宋体" w:eastAsia="宋体"/>
+          <w:b w:val="0"/>
+          <w:sz w:val="22"/>
+        </w:rPr>
+        <w:t>硝石制冰在古代文献中确有记载，但具体到'能降到多少度、能冻出多少冰'，取决于硝石纯度、水温和保温条件，网传'硝石一比一加水就能大量结冰'的说法与硝酸钾的溶解度数据不符。请按下面的方法自行标定：取 100 g 水 + 30 g 硝石，搅拌溶解，用嘴尝触感或对照已知温度物（如融雪 0℃）粗测温度，记录你手上的硝石实际能降多少度，再决定配方。不要先入为主地相信任何数字。</w:t>
+      </w:r>
+    </w:p>
+    <w:tbl>
+      <w:tblPr>
+        <w:tblStyle w:val="TableGrid"/>
+        <w:tblW w:type="auto" w:w="0"/>
+        <w:jc w:val="center"/>
+        <w:tblLook w:firstColumn="1" w:firstRow="1" w:lastColumn="0" w:lastRow="0" w:noHBand="0" w:noVBand="1" w:val="04A0"/>
+      </w:tblPr>
+      <w:tblGrid>
+        <w:gridCol w:w="3173"/>
+        <w:gridCol w:w="3173"/>
+        <w:gridCol w:w="3173"/>
+      </w:tblGrid>
+      <w:tr>
+        <w:tc>
+          <w:tcPr>
+            <w:tcW w:type="dxa" w:w="3173"/>
+            <w:shd w:fill="3A6EA5"/>
+          </w:tcPr>
+          <w:p>
+            <w:pPr>
+              <w:jc w:val="center"/>
+            </w:pPr>
+            <w:r/>
+            <w:r>
+              <w:rPr>
+                <w:rFonts w:ascii="黑体" w:hAnsi="黑体" w:eastAsia="黑体"/>
+                <w:b/>
+                <w:color w:val="FFFFFF"/>
+                <w:sz w:val="21"/>
+              </w:rPr>
+              <w:t>项目</w:t>
+            </w:r>
+          </w:p>
+        </w:tc>
+        <w:tc>
+          <w:tcPr>
+            <w:tcW w:type="dxa" w:w="3173"/>
+            <w:shd w:fill="3A6EA5"/>
+          </w:tcPr>
+          <w:p>
+            <w:pPr>
+              <w:jc w:val="center"/>
+            </w:pPr>
+            <w:r/>
+            <w:r>
+              <w:rPr>
+                <w:rFonts w:ascii="黑体" w:hAnsi="黑体" w:eastAsia="黑体"/>
+                <w:b/>
+                <w:color w:val="FFFFFF"/>
+                <w:sz w:val="21"/>
+              </w:rPr>
+              <w:t>可信度</w:t>
+            </w:r>
+          </w:p>
+        </w:tc>
+        <w:tc>
+          <w:tcPr>
+            <w:tcW w:type="dxa" w:w="3173"/>
+            <w:shd w:fill="3A6EA5"/>
+          </w:tcPr>
+          <w:p>
+            <w:pPr>
+              <w:jc w:val="center"/>
+            </w:pPr>
+            <w:r/>
+            <w:r>
+              <w:rPr>
+                <w:rFonts w:ascii="黑体" w:hAnsi="黑体" w:eastAsia="黑体"/>
+                <w:b/>
+                <w:color w:val="FFFFFF"/>
+                <w:sz w:val="21"/>
+              </w:rPr>
+              <w:t>说明</w:t>
+            </w:r>
+          </w:p>
+        </w:tc>
+      </w:tr>
+      <w:tr>
+        <w:tc>
+          <w:tcPr>
+            <w:tcW w:type="dxa" w:w="3173"/>
+          </w:tcPr>
+          <w:p>
+            <w:pPr>
+              <w:spacing w:line="288" w:lineRule="auto"/>
+            </w:pPr>
+            <w:r/>
+            <w:r>
+              <w:rPr>
+                <w:rFonts w:ascii="宋体" w:hAnsi="宋体" w:eastAsia="宋体"/>
+                <w:b w:val="0"/>
+                <w:sz w:val="20"/>
+              </w:rPr>
+              <w:t>硝石溶解吸热制冷</w:t>
+            </w:r>
+          </w:p>
+        </w:tc>
+        <w:tc>
+          <w:tcPr>
+            <w:tcW w:type="dxa" w:w="3173"/>
+          </w:tcPr>
+          <w:p>
+            <w:pPr>
+              <w:spacing w:line="288" w:lineRule="auto"/>
+            </w:pPr>
+            <w:r/>
+            <w:r>
+              <w:rPr>
+                <w:rFonts w:ascii="宋体" w:hAnsi="宋体" w:eastAsia="宋体"/>
+                <w:b w:val="0"/>
+                <w:sz w:val="20"/>
+              </w:rPr>
+              <w:t>科学原理可靠</w:t>
+            </w:r>
+          </w:p>
+        </w:tc>
+        <w:tc>
+          <w:tcPr>
+            <w:tcW w:type="dxa" w:w="3173"/>
+          </w:tcPr>
+          <w:p>
+            <w:pPr>
+              <w:spacing w:line="288" w:lineRule="auto"/>
+            </w:pPr>
+            <w:r/>
+            <w:r>
+              <w:rPr>
+                <w:rFonts w:ascii="宋体" w:hAnsi="宋体" w:eastAsia="宋体"/>
+                <w:b w:val="0"/>
+                <w:sz w:val="20"/>
+              </w:rPr>
+              <w:t>溶解焓数据可查，制冷方向确定</w:t>
+            </w:r>
+          </w:p>
+        </w:tc>
+      </w:tr>
+      <w:tr>
+        <w:tc>
+          <w:tcPr>
+            <w:tcW w:type="dxa" w:w="3173"/>
+          </w:tcPr>
+          <w:p>
+            <w:pPr>
+              <w:spacing w:line="288" w:lineRule="auto"/>
+            </w:pPr>
+            <w:r/>
+            <w:r>
+              <w:rPr>
+                <w:rFonts w:ascii="宋体" w:hAnsi="宋体" w:eastAsia="宋体"/>
+                <w:b w:val="0"/>
+                <w:sz w:val="20"/>
+              </w:rPr>
+              <w:t>具体配比与降温幅度</w:t>
+            </w:r>
+          </w:p>
+        </w:tc>
+        <w:tc>
+          <w:tcPr>
+            <w:tcW w:type="dxa" w:w="3173"/>
+          </w:tcPr>
+          <w:p>
+            <w:pPr>
+              <w:spacing w:line="288" w:lineRule="auto"/>
+            </w:pPr>
+            <w:r/>
+            <w:r>
+              <w:rPr>
+                <w:rFonts w:ascii="宋体" w:hAnsi="宋体" w:eastAsia="宋体"/>
+                <w:b w:val="0"/>
+                <w:sz w:val="20"/>
+              </w:rPr>
+              <w:t>需实测标定</w:t>
+            </w:r>
+          </w:p>
+        </w:tc>
+        <w:tc>
+          <w:tcPr>
+            <w:tcW w:type="dxa" w:w="3173"/>
+          </w:tcPr>
+          <w:p>
+            <w:pPr>
+              <w:spacing w:line="288" w:lineRule="auto"/>
+            </w:pPr>
+            <w:r/>
+            <w:r>
+              <w:rPr>
+                <w:rFonts w:ascii="宋体" w:hAnsi="宋体" w:eastAsia="宋体"/>
+                <w:b w:val="0"/>
+                <w:sz w:val="20"/>
+              </w:rPr>
+              <w:t>受溶解度限制，网传配比多有误</w:t>
+            </w:r>
+          </w:p>
+        </w:tc>
+      </w:tr>
+      <w:tr>
+        <w:tc>
+          <w:tcPr>
+            <w:tcW w:type="dxa" w:w="3173"/>
+          </w:tcPr>
+          <w:p>
+            <w:pPr>
+              <w:spacing w:line="288" w:lineRule="auto"/>
+            </w:pPr>
+            <w:r/>
+            <w:r>
+              <w:rPr>
+                <w:rFonts w:ascii="宋体" w:hAnsi="宋体" w:eastAsia="宋体"/>
+                <w:b w:val="0"/>
+                <w:sz w:val="20"/>
+              </w:rPr>
+              <w:t>能否稳定结冰</w:t>
+            </w:r>
+          </w:p>
+        </w:tc>
+        <w:tc>
+          <w:tcPr>
+            <w:tcW w:type="dxa" w:w="3173"/>
+          </w:tcPr>
+          <w:p>
+            <w:pPr>
+              <w:spacing w:line="288" w:lineRule="auto"/>
+            </w:pPr>
+            <w:r/>
+            <w:r>
+              <w:rPr>
+                <w:rFonts w:ascii="宋体" w:hAnsi="宋体" w:eastAsia="宋体"/>
+                <w:b w:val="0"/>
+                <w:sz w:val="20"/>
+              </w:rPr>
+              <w:t>不确定</w:t>
+            </w:r>
+          </w:p>
+        </w:tc>
+        <w:tc>
+          <w:tcPr>
+            <w:tcW w:type="dxa" w:w="3173"/>
+          </w:tcPr>
+          <w:p>
+            <w:pPr>
+              <w:spacing w:line="288" w:lineRule="auto"/>
+            </w:pPr>
+            <w:r/>
+            <w:r>
+              <w:rPr>
+                <w:rFonts w:ascii="宋体" w:hAnsi="宋体" w:eastAsia="宋体"/>
+                <w:b w:val="0"/>
+                <w:sz w:val="20"/>
+              </w:rPr>
+              <w:t>取决于起始水温与保温，须自行验证</w:t>
             </w:r>
           </w:p>
         </w:tc>
@@ -1662,7 +1987,7 @@
           <w:b w:val="0"/>
           <w:sz w:val="22"/>
         </w:rPr>
-        <w:t>• 产量低：每 1 份硝石约冻出 0.3~0.5 份冰，一次几斤到十几斤，做不了大宗冷藏。</w:t>
+        <w:t>• 产量低：冷冻量受硝石溶解量限制，一次只能冻出小批量冰（具体多少取决于你的硝石量与水温和保温，属经验值，需自行标定），做不了大宗冷藏。</w:t>
       </w:r>
     </w:p>
     <w:p>
